--- a/templates/word/ĐƠN XIN XÁC NHẬN VỢ CHỒNG.docx
+++ b/templates/word/ĐƠN XIN XÁC NHẬN VỢ CHỒNG.docx
@@ -1,5 +1,56 @@
 
-<file path=word/document.xml><?xml version="1.0" encoding="utf-8"?>
+<file path=docProps\app.xml><?xml version="1.0" encoding="utf-8"?>
+<Properties xmlns="http://schemas.openxmlformats.org/officeDocument/2006/extended-properties" xmlns:vt="http://schemas.openxmlformats.org/officeDocument/2006/docPropsVTypes">
+  <Template>Normal.dotm</Template>
+  <TotalTime>1426</TotalTime>
+  <Pages>2</Pages>
+  <Words>382</Words>
+  <Characters>2180</Characters>
+  <Application>Microsoft Office Word</Application>
+  <DocSecurity>0</DocSecurity>
+  <Lines>18</Lines>
+  <Paragraphs>5</Paragraphs>
+  <ScaleCrop>false</ScaleCrop>
+  <HeadingPairs>
+    <vt:vector size="2" baseType="variant">
+      <vt:variant>
+        <vt:lpstr>Title</vt:lpstr>
+      </vt:variant>
+      <vt:variant>
+        <vt:i4>1</vt:i4>
+      </vt:variant>
+    </vt:vector>
+  </HeadingPairs>
+  <TitlesOfParts>
+    <vt:vector size="1" baseType="lpstr">
+      <vt:lpstr/>
+    </vt:vector>
+  </TitlesOfParts>
+  <Company/>
+  <LinksUpToDate>false</LinksUpToDate>
+  <CharactersWithSpaces>2557</CharactersWithSpaces>
+  <SharedDoc>false</SharedDoc>
+  <HyperlinksChanged>false</HyperlinksChanged>
+  <AppVersion>16.0000</AppVersion>
+</Properties>
+</file>
+
+<file path=docProps\core.xml><?xml version="1.0" encoding="utf-8"?>
+<cp:coreProperties xmlns:cp="http://schemas.openxmlformats.org/package/2006/metadata/core-properties" xmlns:dc="http://purl.org/dc/elements/1.1/" xmlns:dcterms="http://purl.org/dc/terms/" xmlns:dcmitype="http://purl.org/dc/dcmitype/" xmlns:xsi="http://www.w3.org/2001/XMLSchema-instance">
+  <dc:title/>
+  <dc:subject/>
+  <dc:creator>Administrator</dc:creator>
+  <cp:keywords/>
+  <dc:description/>
+  <cp:lastModifiedBy>Administrator</cp:lastModifiedBy>
+  <cp:revision>41</cp:revision>
+  <cp:lastPrinted>2026-06-10T08:28:00Z</cp:lastPrinted>
+  <dcterms:created xsi:type="dcterms:W3CDTF">2025-04-25T00:51:00Z</dcterms:created>
+  <dcterms:modified xsi:type="dcterms:W3CDTF">2026-08-13T02:15:00Z</dcterms:modified>
+</cp:coreProperties>
+</file>
+
+<file path=word\document.xml><?xml version="1.0" encoding="utf-8"?>
 <w:document xmlns:wpc="http://schemas.microsoft.com/office/word/2010/wordprocessingCanvas" xmlns:cx="http://schemas.microsoft.com/office/drawing/2014/chartex" xmlns:cx1="http://schemas.microsoft.com/office/drawing/2015/9/8/chartex" xmlns:cx2="http://schemas.microsoft.com/office/drawing/2015/10/21/chartex" xmlns:cx3="http://schemas.microsoft.com/office/drawing/2016/5/9/chartex" xmlns:cx4="http://schemas.microsoft.com/office/drawing/2016/5/10/chartex" xmlns:cx5="http://schemas.microsoft.com/office/drawing/2016/5/11/chartex" xmlns:cx6="http://schemas.microsoft.com/office/drawing/2016/5/12/chartex" xmlns:cx7="http://schemas.microsoft.com/office/drawing/2016/5/13/chartex" xmlns:cx8="http://schemas.microsoft.com/office/drawing/2016/5/14/chartex" xmlns:mc="http://schemas.openxmlformats.org/markup-compatibility/2006" xmlns:aink="http://schemas.microsoft.com/office/drawing/2016/ink" xmlns:am3d="http://schemas.microsoft.com/office/drawing/2017/model3d" xmlns:o="urn:schemas-microsoft-com:office:office" xmlns:r="http://schemas.openxmlformats.org/officeDocument/2006/relationships" xmlns:m="http://schemas.openxmlformats.org/officeDocument/2006/math" xmlns:v="urn:schemas-microsoft-com:vml" xmlns:wp14="http://schemas.microsoft.com/office/word/2010/wordprocessingDrawing" xmlns:wp="http://schemas.openxmlformats.org/drawingml/2006/wordprocessingDrawing" xmlns:w10="urn:schemas-microsoft-com:office:word" xmlns:w="http://schemas.openxmlformats.org/wordprocessingml/2006/main" xmlns:w14="http://schemas.microsoft.com/office/word/2010/wordml" xmlns:w15="http://schemas.microsoft.com/office/word/2012/wordml" xmlns:w16cid="http://schemas.microsoft.com/office/word/2016/wordml/cid" xmlns:w16se="http://schemas.microsoft.com/office/word/2015/wordml/symex" xmlns:wpg="http://schemas.microsoft.com/office/word/2010/wordprocessingGroup" xmlns:wpi="http://schemas.microsoft.com/office/word/2010/wordprocessingInk" xmlns:wne="http://schemas.microsoft.com/office/word/2006/wordml" xmlns:wps="http://schemas.microsoft.com/office/word/2010/wordprocessingShape" mc:Ignorable="w14 w15 w16se w16cid wp14">
   <w:body>
     <w:p>
@@ -110,7 +161,7 @@
           <w:sz w:val="28"/>
           <w:szCs w:val="28"/>
         </w:rPr>
-        <w:t>Kính gửi: UBND xã [Niêm Yết], tỉnh Ninh Bình</w:t>
+        <w:t>Kính gửi: UBND xã {{niemyet}}, tỉnh Ninh Bình</w:t>
       </w:r>
     </w:p>
     <w:p>
@@ -156,7 +207,7 @@
           <w:szCs w:val="28"/>
           <w:lang w:val="pt-BR"/>
         </w:rPr>
-        <w:t>[Tên 1];</w:t>
+        <w:t>{{ten1}};</w:t>
       </w:r>
       <w:r>
         <w:rPr>
@@ -166,7 +217,7 @@
           <w:lang w:val="pt-BR"/>
         </w:rPr>
         <w:tab/>
-        <w:t>Sinh ngày: [Năm sinh 1];</w:t>
+        <w:t>Sinh ngày: {{namsinh1}};</w:t>
       </w:r>
     </w:p>
     <w:p>
@@ -187,7 +238,7 @@
           <w:szCs w:val="28"/>
           <w:lang w:val="pt-BR"/>
         </w:rPr>
-        <w:t>[Loại CC 1] số: [CCCD 1] do [Nơi cấp CC 1] cấp ngày [Ngày cấp 1];</w:t>
+        <w:t>{{loaicc1}} số: {{cccd1}} do {{noicapcc1}} cấp ngày {{ngaycap1}};</w:t>
       </w:r>
     </w:p>
     <w:p>
@@ -208,7 +259,7 @@
           <w:szCs w:val="28"/>
           <w:lang w:val="pt-BR"/>
         </w:rPr>
-        <w:t>[Thường trú 1]: [Địa chỉ 1].</w:t>
+        <w:t>{{thuongtru1}}: {{diachi1}}.</w:t>
       </w:r>
     </w:p>
     <w:p>
@@ -243,7 +294,7 @@
           <w:szCs w:val="28"/>
           <w:lang w:val="pt-BR"/>
         </w:rPr>
-        <w:t>[Tên 2];</w:t>
+        <w:t>{{ten2}};</w:t>
       </w:r>
       <w:r>
         <w:rPr>
@@ -253,7 +304,7 @@
           <w:lang w:val="pt-BR"/>
         </w:rPr>
         <w:tab/>
-        <w:t>Sinh ngày: [Năm sinh 2];</w:t>
+        <w:t>Sinh ngày: {{namsinh2}};</w:t>
       </w:r>
     </w:p>
     <w:p>
@@ -274,7 +325,7 @@
           <w:szCs w:val="28"/>
           <w:lang w:val="pt-BR"/>
         </w:rPr>
-        <w:t>[Loại CC 2] số: [CCCD 2] do [Nơi cấp CC 2] cấp ngày [Ngày cấp 2];</w:t>
+        <w:t>{{loaicc2}} số: {{cccd2}} do {{noicapcc2}} cấp ngày {{ngaycap2}};</w:t>
       </w:r>
     </w:p>
     <w:p>
@@ -295,7 +346,7 @@
           <w:szCs w:val="28"/>
           <w:lang w:val="pt-BR"/>
         </w:rPr>
-        <w:t>[Thường trú 2]: [Địa chỉ 2].</w:t>
+        <w:t>{{thuongtru2}}: {{diachi2}}.</w:t>
       </w:r>
     </w:p>
     <w:p>
@@ -330,7 +381,7 @@
           <w:szCs w:val="28"/>
           <w:lang w:val="pt-BR"/>
         </w:rPr>
-        <w:t>[Tên 3];</w:t>
+        <w:t>{{ten3}};</w:t>
       </w:r>
       <w:r>
         <w:rPr>
@@ -340,7 +391,7 @@
           <w:lang w:val="pt-BR"/>
         </w:rPr>
         <w:tab/>
-        <w:t>Sinh ngày: [Năm sinh 3];</w:t>
+        <w:t>Sinh ngày: {{namsinh3}};</w:t>
       </w:r>
     </w:p>
     <w:p>
@@ -361,7 +412,7 @@
           <w:szCs w:val="28"/>
           <w:lang w:val="pt-BR"/>
         </w:rPr>
-        <w:t>[Loại CC 3] số: [CCCD 3] do [Nơi cấp CC 3] cấp ngày [Ngày cấp 3];</w:t>
+        <w:t>{{loaicc3}} số: {{cccd3}} do {{noicapcc3}} cấp ngày {{ngaycap3}};</w:t>
       </w:r>
     </w:p>
     <w:p>
@@ -382,7 +433,7 @@
           <w:szCs w:val="28"/>
           <w:lang w:val="pt-BR"/>
         </w:rPr>
-        <w:t>[Thường trú 3]: [Địa chỉ 3].</w:t>
+        <w:t>{{thuongtru3}}: {{diachi3}}.</w:t>
       </w:r>
     </w:p>
     <w:p>
@@ -417,7 +468,7 @@
           <w:szCs w:val="28"/>
           <w:lang w:val="pt-BR"/>
         </w:rPr>
-        <w:t>[Tên 4];</w:t>
+        <w:t>{{ten4}};</w:t>
       </w:r>
       <w:r>
         <w:rPr>
@@ -427,7 +478,7 @@
           <w:lang w:val="pt-BR"/>
         </w:rPr>
         <w:tab/>
-        <w:t>Sinh ngày: [Năm sinh 4];</w:t>
+        <w:t>Sinh ngày: {{namsinh4}};</w:t>
       </w:r>
     </w:p>
     <w:p>
@@ -448,7 +499,7 @@
           <w:szCs w:val="28"/>
           <w:lang w:val="pt-BR"/>
         </w:rPr>
-        <w:t>[Loại CC 4] số: [CCCD 4] do [Nơi cấp CC 4] cấp ngày [Ngày cấp 4];</w:t>
+        <w:t>{{loaicc4}} số: {{cccd4}} do {{noicapcc4}} cấp ngày {{ngaycap4}};</w:t>
       </w:r>
     </w:p>
     <w:p>
@@ -469,7 +520,7 @@
           <w:szCs w:val="28"/>
           <w:lang w:val="pt-BR"/>
         </w:rPr>
-        <w:t>[Thường trú 4]: [Địa chỉ 4].</w:t>
+        <w:t>{{thuongtru4}}: {{diachi4}}.</w:t>
       </w:r>
     </w:p>
     <w:p>
@@ -504,7 +555,7 @@
           <w:szCs w:val="28"/>
           <w:lang w:val="pt-BR"/>
         </w:rPr>
-        <w:t>[Tên 5];</w:t>
+        <w:t>{{ten5}};</w:t>
       </w:r>
       <w:r>
         <w:rPr>
@@ -514,7 +565,7 @@
           <w:lang w:val="pt-BR"/>
         </w:rPr>
         <w:tab/>
-        <w:t>Sinh ngày: [Năm sinh 5];</w:t>
+        <w:t>Sinh ngày: {{namsinh5}};</w:t>
       </w:r>
     </w:p>
     <w:p>
@@ -535,7 +586,7 @@
           <w:szCs w:val="28"/>
           <w:lang w:val="pt-BR"/>
         </w:rPr>
-        <w:t>[Loại CC 5] số: [CCCD 5] do [Nơi cấp CC 5] cấp ngày [Ngày cấp 5];</w:t>
+        <w:t>{{loaicc5}} số: {{cccd5}} do {{noicapcc5}} cấp ngày {{ngaycap5}};</w:t>
       </w:r>
     </w:p>
     <w:p>
@@ -556,7 +607,7 @@
           <w:szCs w:val="28"/>
           <w:lang w:val="pt-BR"/>
         </w:rPr>
-        <w:t>[Thường trú 5]: [Địa chỉ 5].</w:t>
+        <w:t>{{thuongtru5}}: {{diachi5}}.</w:t>
       </w:r>
     </w:p>
     <w:p>
@@ -591,7 +642,7 @@
           <w:szCs w:val="28"/>
           <w:lang w:val="pt-BR"/>
         </w:rPr>
-        <w:t>[Tên 6];</w:t>
+        <w:t>{{ten6}};</w:t>
       </w:r>
       <w:r>
         <w:rPr>
@@ -601,7 +652,7 @@
           <w:lang w:val="pt-BR"/>
         </w:rPr>
         <w:tab/>
-        <w:t>Sinh ngày: [Năm sinh 6];</w:t>
+        <w:t>Sinh ngày: {{namsinh6}};</w:t>
       </w:r>
     </w:p>
     <w:p>
@@ -622,7 +673,7 @@
           <w:szCs w:val="28"/>
           <w:lang w:val="pt-BR"/>
         </w:rPr>
-        <w:t>[Loại CC 6] số: [CCCD 6] do [Nơi cấp CC 6] cấp ngày [Ngày cấp 6];</w:t>
+        <w:t>{{loaicc6}} số: {{cccd6}} do {{noicapcc6}} cấp ngày {{ngaycap6}};</w:t>
       </w:r>
     </w:p>
     <w:p>
@@ -643,7 +694,7 @@
           <w:szCs w:val="28"/>
           <w:lang w:val="pt-BR"/>
         </w:rPr>
-        <w:t>[Thường trú 6]: [Địa chỉ 6].</w:t>
+        <w:t>{{thuongtru6}}: {{diachi6}}.</w:t>
       </w:r>
     </w:p>
     <w:p>
@@ -678,7 +729,7 @@
           <w:szCs w:val="28"/>
           <w:lang w:val="pt-BR"/>
         </w:rPr>
-        <w:t>[Tên 7];</w:t>
+        <w:t>{{ten7}};</w:t>
       </w:r>
       <w:r>
         <w:rPr>
@@ -688,7 +739,7 @@
           <w:lang w:val="pt-BR"/>
         </w:rPr>
         <w:tab/>
-        <w:t>Sinh ngày: [Năm sinh 7];</w:t>
+        <w:t>Sinh ngày: {{namsinh7}};</w:t>
       </w:r>
     </w:p>
     <w:p>
@@ -709,7 +760,7 @@
           <w:szCs w:val="28"/>
           <w:lang w:val="pt-BR"/>
         </w:rPr>
-        <w:t>[Loại CC 7] số: [CCCD 7] do [Nơi cấp CC 7] cấp ngày [Ngày cấp 7];</w:t>
+        <w:t>{{loaicc7}} số: {{cccd7}} do {{noicapcc7}} cấp ngày {{ngaycap7}};</w:t>
       </w:r>
     </w:p>
     <w:p>
@@ -730,7 +781,7 @@
           <w:szCs w:val="28"/>
           <w:lang w:val="pt-BR"/>
         </w:rPr>
-        <w:t>[Thường trú 7]: [Địa chỉ 7].</w:t>
+        <w:t>{{thuongtru7}}: {{diachi7}}.</w:t>
       </w:r>
     </w:p>
     <w:p>
@@ -765,7 +816,7 @@
           <w:szCs w:val="28"/>
           <w:lang w:val="pt-BR"/>
         </w:rPr>
-        <w:t>[Tên 8];</w:t>
+        <w:t>{{ten8}};</w:t>
       </w:r>
       <w:r>
         <w:rPr>
@@ -775,7 +826,7 @@
           <w:lang w:val="pt-BR"/>
         </w:rPr>
         <w:tab/>
-        <w:t>Sinh ngày: [Năm sinh 8];</w:t>
+        <w:t>Sinh ngày: {{namsinh8}};</w:t>
       </w:r>
     </w:p>
     <w:p>
@@ -796,7 +847,7 @@
           <w:szCs w:val="28"/>
           <w:lang w:val="pt-BR"/>
         </w:rPr>
-        <w:t>[Loại CC 8] số: [CCCD 8] do [Nơi cấp CC 8] cấp ngày [Ngày cấp 8];</w:t>
+        <w:t>{{loaicc8}} số: {{cccd8}} do {{noicapcc8}} cấp ngày {{ngaycap8}};</w:t>
       </w:r>
     </w:p>
     <w:p>
@@ -817,7 +868,7 @@
           <w:szCs w:val="28"/>
           <w:lang w:val="pt-BR"/>
         </w:rPr>
-        <w:t>[Thường trú 8]: [Địa chỉ 8].</w:t>
+        <w:t>{{thuongtru8}}: {{diachi8}}.</w:t>
       </w:r>
     </w:p>
     <w:p>
@@ -852,7 +903,7 @@
           <w:szCs w:val="28"/>
           <w:lang w:val="pt-BR"/>
         </w:rPr>
-        <w:t>[Tên 9];</w:t>
+        <w:t>{{ten9}};</w:t>
       </w:r>
       <w:r>
         <w:rPr>
@@ -862,7 +913,7 @@
           <w:lang w:val="pt-BR"/>
         </w:rPr>
         <w:tab/>
-        <w:t>Sinh ngày: [Năm sinh 9];</w:t>
+        <w:t>Sinh ngày: {{namsinh9}};</w:t>
       </w:r>
     </w:p>
     <w:p>
@@ -883,7 +934,7 @@
           <w:szCs w:val="28"/>
           <w:lang w:val="pt-BR"/>
         </w:rPr>
-        <w:t>[Loại CC 9] số: [CCCD 9] do [Nơi cấp CC 9] cấp ngày [Ngày cấp 9];</w:t>
+        <w:t>{{loaicc9}} số: {{cccd9}} do {{noicapcc9}} cấp ngày {{ngaycap9}};</w:t>
       </w:r>
     </w:p>
     <w:p>
@@ -904,7 +955,7 @@
           <w:szCs w:val="28"/>
           <w:lang w:val="pt-BR"/>
         </w:rPr>
-        <w:t>[Thường trú 9]: [Địa chỉ 9].</w:t>
+        <w:t>{{thuongtru9}}: {{diachi9}}.</w:t>
       </w:r>
     </w:p>
     <w:p>
@@ -939,7 +990,7 @@
           <w:szCs w:val="28"/>
           <w:lang w:val="pt-BR"/>
         </w:rPr>
-        <w:t>[Tên 10];</w:t>
+        <w:t>{{ten10}};</w:t>
       </w:r>
       <w:r>
         <w:rPr>
@@ -949,7 +1000,7 @@
           <w:lang w:val="pt-BR"/>
         </w:rPr>
         <w:tab/>
-        <w:t>Sinh ngày: [Năm sinh 10];</w:t>
+        <w:t>Sinh ngày: {{namsinh10}};</w:t>
       </w:r>
     </w:p>
     <w:p>
@@ -970,7 +1021,7 @@
           <w:szCs w:val="28"/>
           <w:lang w:val="pt-BR"/>
         </w:rPr>
-        <w:t>[Loại CC 10] số: [CCCD 10] do [Nơi cấp CC 10] cấp ngày [Ngày cấp 10];</w:t>
+        <w:t>{{loaicc10}} số: {{cccd10}} do {{noicapcc10}} cấp ngày {{ngaycap10}};</w:t>
       </w:r>
     </w:p>
     <w:p>
@@ -991,7 +1042,7 @@
           <w:szCs w:val="28"/>
           <w:lang w:val="pt-BR"/>
         </w:rPr>
-        <w:t>[Thường trú 10]: [Địa chỉ 10].</w:t>
+        <w:t>{{thuongtru10}}: {{diachi10}}.</w:t>
       </w:r>
     </w:p>
     <w:bookmarkEnd w:id="2"/>
@@ -1046,16 +1097,16 @@
           <w:szCs w:val="28"/>
           <w:lang w:val="pt-BR"/>
         </w:rPr>
-        <w:t>[Tên 1]</w:t>
-      </w:r>
-      <w:r>
-        <w:rPr>
-          <w:rFonts w:ascii="Times New Roman" w:hAnsi="Times New Roman" w:cs="Times New Roman"/>
-          <w:sz w:val="28"/>
-          <w:szCs w:val="28"/>
-          <w:lang w:val="pt-BR"/>
-        </w:rPr>
-        <w:t xml:space="preserve">; Sinh năm: [Năm sinh 1]; chết ngày </w:t>
+        <w:t>{{ten1}}</w:t>
+      </w:r>
+      <w:r>
+        <w:rPr>
+          <w:rFonts w:ascii="Times New Roman" w:hAnsi="Times New Roman" w:cs="Times New Roman"/>
+          <w:sz w:val="28"/>
+          <w:szCs w:val="28"/>
+          <w:lang w:val="pt-BR"/>
+        </w:rPr>
+        <w:t xml:space="preserve">; Sinh năm: {{namsinh1}}; chết ngày </w:t>
       </w:r>
       <w:r>
         <w:rPr>
@@ -1064,16 +1115,16 @@
           <w:sz w:val="28"/>
           <w:szCs w:val="28"/>
         </w:rPr>
-        <w:t>[Năm chết]</w:t>
-      </w:r>
-      <w:r>
-        <w:rPr>
-          <w:rFonts w:ascii="Times New Roman" w:hAnsi="Times New Roman" w:cs="Times New Roman"/>
-          <w:sz w:val="28"/>
-          <w:szCs w:val="28"/>
-          <w:lang w:val="pt-BR"/>
-        </w:rPr>
-        <w:t xml:space="preserve"> theo Trích lục khai tử (Bản sao) số [CCCD 1] do Ủy ban nhân dân xã [Niêm Yết], tỉnh Ninh Bình ký ngày </w:t>
+        <w:t>{{namchet1}}</w:t>
+      </w:r>
+      <w:r>
+        <w:rPr>
+          <w:rFonts w:ascii="Times New Roman" w:hAnsi="Times New Roman" w:cs="Times New Roman"/>
+          <w:sz w:val="28"/>
+          <w:szCs w:val="28"/>
+          <w:lang w:val="pt-BR"/>
+        </w:rPr>
+        <w:t xml:space="preserve"> theo Trích lục khai tử (Bản sao) số {{cccd1}} do Ủy ban nhân dân xã {{niemyet}}, tỉnh Ninh Bình ký ngày </w:t>
       </w:r>
       <w:r>
         <w:rPr>
@@ -1082,16 +1133,16 @@
           <w:sz w:val="28"/>
           <w:szCs w:val="28"/>
         </w:rPr>
-        <w:t>[Ngày cấp 1]</w:t>
-      </w:r>
-      <w:r>
-        <w:rPr>
-          <w:rFonts w:ascii="Times New Roman" w:hAnsi="Times New Roman" w:cs="Times New Roman"/>
-          <w:sz w:val="28"/>
-          <w:szCs w:val="28"/>
-          <w:lang w:val="pt-BR"/>
-        </w:rPr>
-        <w:t xml:space="preserve">. Nơi chết: [Địa chỉ 1]. </w:t>
+        <w:t>{{ngaycap1}}</w:t>
+      </w:r>
+      <w:r>
+        <w:rPr>
+          <w:rFonts w:ascii="Times New Roman" w:hAnsi="Times New Roman" w:cs="Times New Roman"/>
+          <w:sz w:val="28"/>
+          <w:szCs w:val="28"/>
+          <w:lang w:val="pt-BR"/>
+        </w:rPr>
+        <w:t xml:space="preserve">. Nơi chết: {{diachi1}}. </w:t>
       </w:r>
     </w:p>
     <w:p>
@@ -1124,16 +1175,16 @@
           <w:szCs w:val="28"/>
           <w:lang w:val="pt-BR"/>
         </w:rPr>
-        <w:t>[Tên 2]</w:t>
-      </w:r>
-      <w:r>
-        <w:rPr>
-          <w:rFonts w:ascii="Times New Roman" w:hAnsi="Times New Roman" w:cs="Times New Roman"/>
-          <w:sz w:val="28"/>
-          <w:szCs w:val="28"/>
-          <w:lang w:val="pt-BR"/>
-        </w:rPr>
-        <w:t xml:space="preserve">; Sinh năm: [Năm sinh 2]; chết ngày </w:t>
+        <w:t>{{ten2}}</w:t>
+      </w:r>
+      <w:r>
+        <w:rPr>
+          <w:rFonts w:ascii="Times New Roman" w:hAnsi="Times New Roman" w:cs="Times New Roman"/>
+          <w:sz w:val="28"/>
+          <w:szCs w:val="28"/>
+          <w:lang w:val="pt-BR"/>
+        </w:rPr>
+        <w:t xml:space="preserve">; Sinh năm: {{namsinh2}}; chết ngày </w:t>
       </w:r>
       <w:r>
         <w:rPr>
@@ -1142,16 +1193,16 @@
           <w:sz w:val="28"/>
           <w:szCs w:val="28"/>
         </w:rPr>
-        <w:t xml:space="preserve">[Năm chết 2] </w:t>
-      </w:r>
-      <w:r>
-        <w:rPr>
-          <w:rFonts w:ascii="Times New Roman" w:hAnsi="Times New Roman" w:cs="Times New Roman"/>
-          <w:sz w:val="28"/>
-          <w:szCs w:val="28"/>
-          <w:lang w:val="pt-BR"/>
-        </w:rPr>
-        <w:t>theo Trích lục khai tử (Bản sao) số [CCCD 2] do Ủy ban nhân dân xã [Niêm Yết], tỉnh Ninh Bình ký ngày [Ngày cấp 2]. Nơi chết: [Địa chỉ 2].</w:t>
+        <w:t xml:space="preserve">{{namchet2}} </w:t>
+      </w:r>
+      <w:r>
+        <w:rPr>
+          <w:rFonts w:ascii="Times New Roman" w:hAnsi="Times New Roman" w:cs="Times New Roman"/>
+          <w:sz w:val="28"/>
+          <w:szCs w:val="28"/>
+          <w:lang w:val="pt-BR"/>
+        </w:rPr>
+        <w:t>theo Trích lục khai tử (Bản sao) số {{cccd2}} do Ủy ban nhân dân xã {{niemyet}}, tỉnh Ninh Bình ký ngày {{ngaycap2}}. Nơi chết: {{diachi2}}.</w:t>
       </w:r>
     </w:p>
     <w:p>
@@ -1175,7 +1226,7 @@
           <w:shd w:val="clear" w:color="auto" w:fill="FFFFFF"/>
           <w:lang w:eastAsia="zh-CN" w:bidi="ar"/>
         </w:rPr>
-        <w:t xml:space="preserve">Khi còn sống, ông [Tên 1] và bà [Tên 2] là vợ chồng hợp pháp từ </w:t>
+        <w:t xml:space="preserve">Khi còn sống, ông {{ten1}} và bà {{ten2}} là vợ chồng hợp pháp từ </w:t>
       </w:r>
       <w:r>
         <w:rPr>
@@ -1211,7 +1262,7 @@
           <w:shd w:val="clear" w:color="auto" w:fill="FFFFFF"/>
           <w:lang w:eastAsia="zh-CN" w:bidi="ar"/>
         </w:rPr>
-        <w:t>Hiện nay gia đình đang thực hiện thủ tục phân chia di sản thừa kế của ông [Tên 1] và bà [Tên 2]. Do thời gian đã lâu, gia đình tôi không còn lưu giữ giấy tờ chứng minh quan hệ hôn nhân. Vì vậy kính mong quý cơ quan xác nhận nội dung trên là đúng sự thật.</w:t>
+        <w:t>Hiện nay gia đình đang thực hiện thủ tục phân chia di sản thừa kế của ông {{ten1}} và bà {{ten2}}. Do thời gian đã lâu, gia đình tôi không còn lưu giữ giấy tờ chứng minh quan hệ hôn nhân. Vì vậy kính mong quý cơ quan xác nhận nội dung trên là đúng sự thật.</w:t>
       </w:r>
     </w:p>
     <w:p>
@@ -1288,7 +1339,7 @@
           <w:sz w:val="28"/>
           <w:szCs w:val="28"/>
         </w:rPr>
-        <w:t>[Niêm Yết], ngày … tháng … năm 2026</w:t>
+        <w:t>{{niemyet}}, ngày … tháng … năm 2026</w:t>
       </w:r>
     </w:p>
     <w:p>
@@ -1404,7 +1455,7 @@
           <w:sz w:val="28"/>
           <w:szCs w:val="28"/>
         </w:rPr>
-        <w:t>XÁC NHẬN CỦA UBND XÃ [NIÊM YẾT]</w:t>
+        <w:t>XÁC NHẬN CỦA UBND XÃ {{niemyet}}</w:t>
       </w:r>
     </w:p>
     <w:bookmarkEnd w:id="0"/>
@@ -1437,7 +1488,40 @@
 </w:document>
 </file>
 
-<file path=word/numbering.xml><?xml version="1.0" encoding="utf-8"?>
+<file path=word\fontTable.xml><?xml version="1.0" encoding="utf-8"?>
+<w:fonts xmlns:mc="http://schemas.openxmlformats.org/markup-compatibility/2006" xmlns:r="http://schemas.openxmlformats.org/officeDocument/2006/relationships" xmlns:w="http://schemas.openxmlformats.org/wordprocessingml/2006/main" xmlns:w14="http://schemas.microsoft.com/office/word/2010/wordml" xmlns:w15="http://schemas.microsoft.com/office/word/2012/wordml" xmlns:w16cid="http://schemas.microsoft.com/office/word/2016/wordml/cid" xmlns:w16se="http://schemas.microsoft.com/office/word/2015/wordml/symex" mc:Ignorable="w14 w15 w16se w16cid">
+  <w:font w:name="Times New Roman">
+    <w:panose1 w:val="02020603050405020304"/>
+    <w:charset w:val="00"/>
+    <w:family w:val="roman"/>
+    <w:pitch w:val="variable"/>
+    <w:sig w:usb0="E0002EFF" w:usb1="C000785B" w:usb2="00000009" w:usb3="00000000" w:csb0="000001FF" w:csb1="00000000"/>
+  </w:font>
+  <w:font w:name="Calibri">
+    <w:panose1 w:val="020F0502020204030204"/>
+    <w:charset w:val="00"/>
+    <w:family w:val="swiss"/>
+    <w:pitch w:val="variable"/>
+    <w:sig w:usb0="E4002EFF" w:usb1="C000247B" w:usb2="00000009" w:usb3="00000000" w:csb0="000001FF" w:csb1="00000000"/>
+  </w:font>
+  <w:font w:name="Segoe UI">
+    <w:panose1 w:val="020B0502040204020203"/>
+    <w:charset w:val="00"/>
+    <w:family w:val="swiss"/>
+    <w:pitch w:val="variable"/>
+    <w:sig w:usb0="E4002EFF" w:usb1="C000E47F" w:usb2="00000009" w:usb3="00000000" w:csb0="000001FF" w:csb1="00000000"/>
+  </w:font>
+  <w:font w:name="Calibri Light">
+    <w:panose1 w:val="020F0302020204030204"/>
+    <w:charset w:val="00"/>
+    <w:family w:val="swiss"/>
+    <w:pitch w:val="variable"/>
+    <w:sig w:usb0="E4002EFF" w:usb1="C000247B" w:usb2="00000009" w:usb3="00000000" w:csb0="000001FF" w:csb1="00000000"/>
+  </w:font>
+</w:fonts>
+</file>
+
+<file path=word\numbering.xml><?xml version="1.0" encoding="utf-8"?>
 <w:numbering xmlns:wpc="http://schemas.microsoft.com/office/word/2010/wordprocessingCanvas" xmlns:cx="http://schemas.microsoft.com/office/drawing/2014/chartex" xmlns:cx1="http://schemas.microsoft.com/office/drawing/2015/9/8/chartex" xmlns:cx2="http://schemas.microsoft.com/office/drawing/2015/10/21/chartex" xmlns:cx3="http://schemas.microsoft.com/office/drawing/2016/5/9/chartex" xmlns:cx4="http://schemas.microsoft.com/office/drawing/2016/5/10/chartex" xmlns:cx5="http://schemas.microsoft.com/office/drawing/2016/5/11/chartex" xmlns:cx6="http://schemas.microsoft.com/office/drawing/2016/5/12/chartex" xmlns:cx7="http://schemas.microsoft.com/office/drawing/2016/5/13/chartex" xmlns:cx8="http://schemas.microsoft.com/office/drawing/2016/5/14/chartex" xmlns:mc="http://schemas.openxmlformats.org/markup-compatibility/2006" xmlns:aink="http://schemas.microsoft.com/office/drawing/2016/ink" xmlns:am3d="http://schemas.microsoft.com/office/drawing/2017/model3d" xmlns:o="urn:schemas-microsoft-com:office:office" xmlns:r="http://schemas.openxmlformats.org/officeDocument/2006/relationships" xmlns:m="http://schemas.openxmlformats.org/officeDocument/2006/math" xmlns:v="urn:schemas-microsoft-com:vml" xmlns:wp14="http://schemas.microsoft.com/office/word/2010/wordprocessingDrawing" xmlns:wp="http://schemas.openxmlformats.org/drawingml/2006/wordprocessingDrawing" xmlns:w10="urn:schemas-microsoft-com:office:word" xmlns:w="http://schemas.openxmlformats.org/wordprocessingml/2006/main" xmlns:w14="http://schemas.microsoft.com/office/word/2010/wordml" xmlns:w15="http://schemas.microsoft.com/office/word/2012/wordml" xmlns:w16cid="http://schemas.microsoft.com/office/word/2016/wordml/cid" xmlns:w16se="http://schemas.microsoft.com/office/word/2015/wordml/symex" xmlns:wpg="http://schemas.microsoft.com/office/word/2010/wordprocessingGroup" xmlns:wpi="http://schemas.microsoft.com/office/word/2010/wordprocessingInk" xmlns:wne="http://schemas.microsoft.com/office/word/2006/wordml" xmlns:wps="http://schemas.microsoft.com/office/word/2010/wordprocessingShape" mc:Ignorable="w14 w15 w16se w16cid wp14">
   <w:abstractNum w:abstractNumId="0" w15:restartNumberingAfterBreak="0">
     <w:nsid w:val="63C65D02"/>
@@ -1535,7 +1619,159 @@
 </w:numbering>
 </file>
 
-<file path=word/styles.xml><?xml version="1.0" encoding="utf-8"?>
+<file path=word\settings.xml><?xml version="1.0" encoding="utf-8"?>
+<w:settings xmlns:mc="http://schemas.openxmlformats.org/markup-compatibility/2006" xmlns:o="urn:schemas-microsoft-com:office:office" xmlns:r="http://schemas.openxmlformats.org/officeDocument/2006/relationships" xmlns:m="http://schemas.openxmlformats.org/officeDocument/2006/math" xmlns:v="urn:schemas-microsoft-com:vml" xmlns:w10="urn:schemas-microsoft-com:office:word" xmlns:w="http://schemas.openxmlformats.org/wordprocessingml/2006/main" xmlns:w14="http://schemas.microsoft.com/office/word/2010/wordml" xmlns:w15="http://schemas.microsoft.com/office/word/2012/wordml" xmlns:w16cid="http://schemas.microsoft.com/office/word/2016/wordml/cid" xmlns:w16se="http://schemas.microsoft.com/office/word/2015/wordml/symex" xmlns:sl="http://schemas.openxmlformats.org/schemaLibrary/2006/main" mc:Ignorable="w14 w15 w16se w16cid">
+  <w:zoom w:percent="96"/>
+  <w:defaultTabStop w:val="720"/>
+  <w:characterSpacingControl w:val="doNotCompress"/>
+  <w:compat>
+    <w:compatSetting w:name="compatibilityMode" w:uri="http://schemas.microsoft.com/office/word" w:val="15"/>
+    <w:compatSetting w:name="overrideTableStyleFontSizeAndJustification" w:uri="http://schemas.microsoft.com/office/word" w:val="1"/>
+    <w:compatSetting w:name="enableOpenTypeFeatures" w:uri="http://schemas.microsoft.com/office/word" w:val="1"/>
+    <w:compatSetting w:name="doNotFlipMirrorIndents" w:uri="http://schemas.microsoft.com/office/word" w:val="1"/>
+    <w:compatSetting w:name="differentiateMultirowTableHeaders" w:uri="http://schemas.microsoft.com/office/word" w:val="1"/>
+    <w:compatSetting w:name="useWord2013TrackBottomHyphenation" w:uri="http://schemas.microsoft.com/office/word" w:val="0"/>
+  </w:compat>
+  <w:rsids>
+    <w:rsidRoot w:val="00CE13B7"/>
+    <w:rsid w:val="0005701B"/>
+    <w:rsid w:val="00082D82"/>
+    <w:rsid w:val="00097C1B"/>
+    <w:rsid w:val="000E0F06"/>
+    <w:rsid w:val="001040D2"/>
+    <w:rsid w:val="00131B72"/>
+    <w:rsid w:val="00135F45"/>
+    <w:rsid w:val="00151849"/>
+    <w:rsid w:val="001B0F7E"/>
+    <w:rsid w:val="001C40A2"/>
+    <w:rsid w:val="00221480"/>
+    <w:rsid w:val="00241E1A"/>
+    <w:rsid w:val="00285AB7"/>
+    <w:rsid w:val="00307477"/>
+    <w:rsid w:val="00311554"/>
+    <w:rsid w:val="00352ABF"/>
+    <w:rsid w:val="00366B9D"/>
+    <w:rsid w:val="00390B3B"/>
+    <w:rsid w:val="003D5CE6"/>
+    <w:rsid w:val="003F0C3E"/>
+    <w:rsid w:val="003F7BBD"/>
+    <w:rsid w:val="00434366"/>
+    <w:rsid w:val="00434E04"/>
+    <w:rsid w:val="00441247"/>
+    <w:rsid w:val="0044180B"/>
+    <w:rsid w:val="004447CE"/>
+    <w:rsid w:val="00485A90"/>
+    <w:rsid w:val="00496CFB"/>
+    <w:rsid w:val="00496F64"/>
+    <w:rsid w:val="004E3B3E"/>
+    <w:rsid w:val="004E4CF4"/>
+    <w:rsid w:val="00540D1D"/>
+    <w:rsid w:val="00587124"/>
+    <w:rsid w:val="005E1E11"/>
+    <w:rsid w:val="005E6DEC"/>
+    <w:rsid w:val="005F4B09"/>
+    <w:rsid w:val="00626E65"/>
+    <w:rsid w:val="00697B75"/>
+    <w:rsid w:val="006B0F88"/>
+    <w:rsid w:val="006C65CF"/>
+    <w:rsid w:val="007A1E88"/>
+    <w:rsid w:val="007A292C"/>
+    <w:rsid w:val="007F3B11"/>
+    <w:rsid w:val="0080308F"/>
+    <w:rsid w:val="008267B7"/>
+    <w:rsid w:val="0084548F"/>
+    <w:rsid w:val="008913D7"/>
+    <w:rsid w:val="00894AD1"/>
+    <w:rsid w:val="008B3716"/>
+    <w:rsid w:val="008F2AAA"/>
+    <w:rsid w:val="00956CFA"/>
+    <w:rsid w:val="00962514"/>
+    <w:rsid w:val="00976A9E"/>
+    <w:rsid w:val="009902AE"/>
+    <w:rsid w:val="009973D9"/>
+    <w:rsid w:val="009A019F"/>
+    <w:rsid w:val="009B1A47"/>
+    <w:rsid w:val="009B2B2A"/>
+    <w:rsid w:val="00A12C55"/>
+    <w:rsid w:val="00A12E91"/>
+    <w:rsid w:val="00A21971"/>
+    <w:rsid w:val="00A5286B"/>
+    <w:rsid w:val="00A74877"/>
+    <w:rsid w:val="00A90BD3"/>
+    <w:rsid w:val="00A92293"/>
+    <w:rsid w:val="00A9250F"/>
+    <w:rsid w:val="00AA173D"/>
+    <w:rsid w:val="00AA6823"/>
+    <w:rsid w:val="00AB626F"/>
+    <w:rsid w:val="00AC69C9"/>
+    <w:rsid w:val="00AD5581"/>
+    <w:rsid w:val="00AF51A0"/>
+    <w:rsid w:val="00B1017C"/>
+    <w:rsid w:val="00B111E4"/>
+    <w:rsid w:val="00B1323C"/>
+    <w:rsid w:val="00B143BB"/>
+    <w:rsid w:val="00B425C9"/>
+    <w:rsid w:val="00B62FC8"/>
+    <w:rsid w:val="00BC3780"/>
+    <w:rsid w:val="00BE0EE1"/>
+    <w:rsid w:val="00BE27CB"/>
+    <w:rsid w:val="00BE6530"/>
+    <w:rsid w:val="00BF1EAE"/>
+    <w:rsid w:val="00C72A19"/>
+    <w:rsid w:val="00C95114"/>
+    <w:rsid w:val="00CA00FA"/>
+    <w:rsid w:val="00CB6762"/>
+    <w:rsid w:val="00CC42B5"/>
+    <w:rsid w:val="00CC5BE1"/>
+    <w:rsid w:val="00CE13B7"/>
+    <w:rsid w:val="00D0098E"/>
+    <w:rsid w:val="00D01455"/>
+    <w:rsid w:val="00D06F35"/>
+    <w:rsid w:val="00D469AE"/>
+    <w:rsid w:val="00D52623"/>
+    <w:rsid w:val="00DA64E0"/>
+    <w:rsid w:val="00E26437"/>
+    <w:rsid w:val="00E55EB1"/>
+    <w:rsid w:val="00E575AA"/>
+    <w:rsid w:val="00ED0808"/>
+    <w:rsid w:val="00EE5924"/>
+    <w:rsid w:val="00F30618"/>
+    <w:rsid w:val="00F5623A"/>
+    <w:rsid w:val="00F955B5"/>
+    <w:rsid w:val="00FC1DE8"/>
+    <w:rsid w:val="00FE2FD4"/>
+    <w:rsid w:val="00FE77CF"/>
+  </w:rsids>
+  <m:mathPr>
+    <m:mathFont m:val="Cambria Math"/>
+    <m:brkBin m:val="before"/>
+    <m:brkBinSub m:val="--"/>
+    <m:smallFrac m:val="0"/>
+    <m:dispDef/>
+    <m:lMargin m:val="0"/>
+    <m:rMargin m:val="0"/>
+    <m:defJc m:val="centerGroup"/>
+    <m:wrapIndent m:val="1440"/>
+    <m:intLim m:val="subSup"/>
+    <m:naryLim m:val="undOvr"/>
+  </m:mathPr>
+  <w:themeFontLang w:val="en-US"/>
+  <w:clrSchemeMapping w:bg1="light1" w:t1="dark1" w:bg2="light2" w:t2="dark2" w:accent1="accent1" w:accent2="accent2" w:accent3="accent3" w:accent4="accent4" w:accent5="accent5" w:accent6="accent6" w:hyperlink="hyperlink" w:followedHyperlink="followedHyperlink"/>
+  <w:shapeDefaults>
+    <o:shapedefaults v:ext="edit" spidmax="1026"/>
+    <o:shapelayout v:ext="edit">
+      <o:idmap v:ext="edit" data="1"/>
+    </o:shapelayout>
+  </w:shapeDefaults>
+  <w:decimalSymbol w:val=","/>
+  <w:listSeparator w:val=","/>
+  <w14:docId w14:val="030C619A"/>
+  <w15:chartTrackingRefBased/>
+  <w15:docId w15:val="{8C63F0EC-9729-48BF-8F72-35CE69DC27AB}"/>
+</w:settings>
+</file>
+
+<file path=word\styles.xml><?xml version="1.0" encoding="utf-8"?>
 <w:styles xmlns:mc="http://schemas.openxmlformats.org/markup-compatibility/2006" xmlns:r="http://schemas.openxmlformats.org/officeDocument/2006/relationships" xmlns:w="http://schemas.openxmlformats.org/wordprocessingml/2006/main" xmlns:w14="http://schemas.microsoft.com/office/word/2010/wordml" xmlns:w15="http://schemas.microsoft.com/office/word/2012/wordml" xmlns:w16cid="http://schemas.microsoft.com/office/word/2016/wordml/cid" xmlns:w16se="http://schemas.microsoft.com/office/word/2015/wordml/symex" mc:Ignorable="w14 w15 w16se w16cid">
   <w:docDefaults>
     <w:rPrDefault>
@@ -2026,7 +2262,7 @@
 </w:styles>
 </file>
 
-<file path=word/theme/theme1.xml><?xml version="1.0" encoding="utf-8"?>
+<file path=word\theme\theme1.xml><?xml version="1.0" encoding="utf-8"?>
 <a:theme xmlns:a="http://schemas.openxmlformats.org/drawingml/2006/main" name="Office Theme">
   <a:themeElements>
     <a:clrScheme name="Office">
@@ -2319,4 +2555,11 @@
     </a:ext>
   </a:extLst>
 </a:theme>
+</file>
+
+<file path=word\webSettings.xml><?xml version="1.0" encoding="utf-8"?>
+<w:webSettings xmlns:mc="http://schemas.openxmlformats.org/markup-compatibility/2006" xmlns:r="http://schemas.openxmlformats.org/officeDocument/2006/relationships" xmlns:w="http://schemas.openxmlformats.org/wordprocessingml/2006/main" xmlns:w14="http://schemas.microsoft.com/office/word/2010/wordml" xmlns:w15="http://schemas.microsoft.com/office/word/2012/wordml" xmlns:w16cid="http://schemas.microsoft.com/office/word/2016/wordml/cid" xmlns:w16se="http://schemas.microsoft.com/office/word/2015/wordml/symex" mc:Ignorable="w14 w15 w16se w16cid">
+  <w:optimizeForBrowser/>
+  <w:allowPNG/>
+</w:webSettings>
 </file>